--- a/irb/consent/pt_nj_consent_draft.docx
+++ b/irb/consent/pt_nj_consent_draft.docx
@@ -254,7 +254,21 @@
           <w:rFonts w:ascii="Times New Roman" w:eastAsia="Times New Roman" w:hAnsi="Times New Roman" w:cs="Times New Roman"/>
           <w:lang w:val="pt-BR" w:eastAsia="en-US"/>
         </w:rPr>
-        <w:t>Sua participação levará aproximadamente 45 minutos. O estudo inclui várias seções, que você completará com o acompanhamento do pesquisador. Você será solicitado(a) a ler uma série de frases em voz alta, recontar uma história curta com suas próprias palavras e responder perguntas sobre como você usa a língua. Também responderá algumas perguntas demográficas gerais sobre você, como</w:t>
+        <w:t>Sua participação levará aproximadamente 45</w:t>
+      </w:r>
+      <w:r>
+        <w:rPr>
+          <w:rFonts w:ascii="Times New Roman" w:eastAsia="Times New Roman" w:hAnsi="Times New Roman" w:cs="Times New Roman"/>
+          <w:lang w:val="pt-BR" w:eastAsia="en-US"/>
+        </w:rPr>
+        <w:t>-60</w:t>
+      </w:r>
+      <w:r>
+        <w:rPr>
+          <w:rFonts w:ascii="Times New Roman" w:eastAsia="Times New Roman" w:hAnsi="Times New Roman" w:cs="Times New Roman"/>
+          <w:lang w:val="pt-BR" w:eastAsia="en-US"/>
+        </w:rPr>
+        <w:t xml:space="preserve"> minutos. O estudo inclui várias seções, que você completará com o acompanhamento do pesquisador. Você será solicitado(a) a ler uma série de frases em voz alta, recontar uma história curta com suas próprias palavras e responder perguntas sobre como você usa a língua. Também responderá algumas perguntas demográficas gerais sobre você, como</w:t>
       </w:r>
       <w:r>
         <w:rPr>
@@ -483,27 +497,19 @@
         <w:rPr>
           <w:lang w:val="pt-BR"/>
         </w:rPr>
-        <w:t xml:space="preserve">Você receberá um cartão-presente da </w:t>
-      </w:r>
-      <w:proofErr w:type="spellStart"/>
-      <w:r>
-        <w:rPr>
-          <w:lang w:val="pt-BR"/>
-        </w:rPr>
-        <w:t>Amazon</w:t>
-      </w:r>
-      <w:proofErr w:type="spellEnd"/>
-      <w:r>
-        <w:rPr>
-          <w:lang w:val="pt-BR"/>
-        </w:rPr>
-        <w:t xml:space="preserve"> no valor de US$</w:t>
-      </w:r>
-      <w:r>
-        <w:rPr>
-          <w:lang w:val="pt-BR"/>
-        </w:rPr>
-        <w:t xml:space="preserve">XX </w:t>
+        <w:t>Você receberá um cartão-presente no valor de US$</w:t>
+      </w:r>
+      <w:r>
+        <w:rPr>
+          <w:lang w:val="pt-BR"/>
+        </w:rPr>
+        <w:t>20</w:t>
+      </w:r>
+      <w:r>
+        <w:rPr>
+          <w:lang w:val="pt-BR"/>
+        </w:rPr>
+        <w:t xml:space="preserve"> </w:t>
       </w:r>
       <w:r>
         <w:rPr>
